--- a/abstract/KIDS26 Abstract.docx
+++ b/abstract/KIDS26 Abstract.docx
@@ -14,39 +14,28 @@
           <w:b/>
           <w:bCs/>
         </w:rPr>
-        <w:t>Where Healing Happens: Mapping Neighborhood Opportunity, Environmental Exposures, and Psychosocial Well-</w:t>
-      </w:r>
-      <w:proofErr w:type="gramStart"/>
+        <w:t xml:space="preserve">Where Healing Happens: Mapping Neighborhood Opportunity, Environmental Exposures, and Psychosocial Well-Being Among Adolescents and Young Adults </w:t>
+      </w:r>
       <w:r>
         <w:rPr>
           <w:b/>
           <w:bCs/>
         </w:rPr>
-        <w:t>Being Among</w:t>
-      </w:r>
-      <w:proofErr w:type="gramEnd"/>
+        <w:t>w</w:t>
+      </w:r>
       <w:r>
         <w:rPr>
           <w:b/>
           <w:bCs/>
         </w:rPr>
-        <w:t xml:space="preserve"> Adolescents and Young Adults </w:t>
-      </w:r>
-      <w:proofErr w:type="gramStart"/>
+        <w:t>ith Cancer</w:t>
+      </w:r>
       <w:r>
         <w:rPr>
           <w:b/>
           <w:bCs/>
         </w:rPr>
-        <w:t>With</w:t>
-      </w:r>
-      <w:proofErr w:type="gramEnd"/>
-      <w:r>
-        <w:rPr>
-          <w:b/>
-          <w:bCs/>
-        </w:rPr>
-        <w:t xml:space="preserve"> Cancer</w:t>
+        <w:t xml:space="preserve"> </w:t>
       </w:r>
     </w:p>
     <w:p>
@@ -88,10 +77,85 @@
         <w:t>1</w:t>
       </w:r>
       <w:r>
+        <w:t>, Kelly Pimenta</w:t>
+      </w:r>
+      <w:r>
+        <w:rPr>
+          <w:rFonts w:ascii="Arial" w:hAnsi="Arial" w:cs="Arial"/>
+        </w:rPr>
+        <w:t>​</w:t>
+      </w:r>
+      <w:r>
+        <w:rPr>
+          <w:vertAlign w:val="superscript"/>
+        </w:rPr>
+        <w:t>2</w:t>
+      </w:r>
+      <w:r>
+        <w:t>, Nazneen Kaleem Shaikh</w:t>
+      </w:r>
+      <w:r>
+        <w:rPr>
+          <w:rFonts w:ascii="Arial" w:hAnsi="Arial" w:cs="Arial"/>
+        </w:rPr>
+        <w:t>​</w:t>
+      </w:r>
+      <w:r>
+        <w:rPr>
+          <w:vertAlign w:val="superscript"/>
+        </w:rPr>
+        <w:t>1</w:t>
+      </w:r>
+      <w:r>
+        <w:t>, Pei Tan</w:t>
+      </w:r>
+      <w:r>
+        <w:rPr>
+          <w:vertAlign w:val="superscript"/>
+        </w:rPr>
+        <w:t>3</w:t>
+      </w:r>
+      <w:r>
+        <w:rPr>
+          <w:rFonts w:ascii="Arial" w:hAnsi="Arial" w:cs="Arial"/>
+        </w:rPr>
+        <w:t xml:space="preserve">​, </w:t>
+      </w:r>
+      <w:r>
+        <w:t>Ketaki Saokar</w:t>
+      </w:r>
+      <w:r>
+        <w:rPr>
+          <w:rFonts w:ascii="Arial" w:hAnsi="Arial" w:cs="Arial"/>
+        </w:rPr>
+        <w:t>​</w:t>
+      </w:r>
+      <w:r>
+        <w:rPr>
+          <w:vertAlign w:val="superscript"/>
+        </w:rPr>
+        <w:t>1</w:t>
+      </w:r>
+      <w:r>
+        <w:t>, Silvia Arantza Sanchez Guerrero</w:t>
+      </w:r>
+      <w:r>
+        <w:rPr>
+          <w:rFonts w:ascii="Arial" w:hAnsi="Arial" w:cs="Arial"/>
+        </w:rPr>
+        <w:t>​</w:t>
+      </w:r>
+      <w:r>
+        <w:rPr>
+          <w:vertAlign w:val="superscript"/>
+        </w:rPr>
+        <w:t>4</w:t>
+      </w:r>
+      <w:r>
         <w:t xml:space="preserve">, </w:t>
       </w:r>
       <w:r>
-        <w:t>Kelly Pimenta</w:t>
+        <w:t>Liu Yang</w:t>
       </w:r>
       <w:r>
         <w:rPr>
@@ -103,13 +167,10 @@
         <w:rPr>
           <w:vertAlign w:val="superscript"/>
         </w:rPr>
-        <w:t>2</w:t>
-      </w:r>
-      <w:r>
-        <w:t xml:space="preserve">, </w:t>
-      </w:r>
-      <w:r>
-        <w:t>Nazneen Kaleem Shaikh</w:t>
+        <w:t>5</w:t>
+      </w:r>
+      <w:r>
+        <w:t>, Meghan Carr</w:t>
       </w:r>
       <w:r>
         <w:rPr>
@@ -121,106 +182,10 @@
         <w:rPr>
           <w:vertAlign w:val="superscript"/>
         </w:rPr>
-        <w:t>1</w:t>
-      </w:r>
-      <w:r>
-        <w:t xml:space="preserve">, </w:t>
-      </w:r>
-      <w:r>
-        <w:t>Pei Tan</w:t>
-      </w:r>
-      <w:r>
-        <w:rPr>
-          <w:vertAlign w:val="superscript"/>
-        </w:rPr>
-        <w:t>3</w:t>
-      </w:r>
-      <w:r>
-        <w:rPr>
-          <w:rFonts w:ascii="Arial" w:hAnsi="Arial" w:cs="Arial"/>
-        </w:rPr>
-        <w:t>​</w:t>
-      </w:r>
-      <w:r>
-        <w:rPr>
-          <w:rFonts w:ascii="Arial" w:hAnsi="Arial" w:cs="Arial"/>
-        </w:rPr>
-        <w:t xml:space="preserve">, </w:t>
-      </w:r>
-      <w:r>
-        <w:t>Ketaki Saokar</w:t>
-      </w:r>
-      <w:r>
-        <w:rPr>
-          <w:rFonts w:ascii="Arial" w:hAnsi="Arial" w:cs="Arial"/>
-        </w:rPr>
-        <w:t>​</w:t>
-      </w:r>
-      <w:r>
-        <w:rPr>
-          <w:vertAlign w:val="superscript"/>
-        </w:rPr>
-        <w:t>1</w:t>
-      </w:r>
-      <w:r>
-        <w:t xml:space="preserve">, </w:t>
-      </w:r>
-      <w:r>
-        <w:t>Silvia Arantza Sanchez Guerrero</w:t>
-      </w:r>
-      <w:r>
-        <w:rPr>
-          <w:rFonts w:ascii="Arial" w:hAnsi="Arial" w:cs="Arial"/>
-        </w:rPr>
-        <w:t>​</w:t>
-      </w:r>
-      <w:r>
-        <w:rPr>
-          <w:vertAlign w:val="superscript"/>
-        </w:rPr>
-        <w:t>4</w:t>
-      </w:r>
-      <w:r>
-        <w:t xml:space="preserve">, </w:t>
-      </w:r>
-      <w:r>
-        <w:t>Liu Yang</w:t>
-      </w:r>
-      <w:r>
-        <w:rPr>
-          <w:rFonts w:ascii="Arial" w:hAnsi="Arial" w:cs="Arial"/>
-        </w:rPr>
-        <w:t>​</w:t>
-      </w:r>
-      <w:r>
-        <w:rPr>
-          <w:vertAlign w:val="superscript"/>
-        </w:rPr>
-        <w:t>5</w:t>
-      </w:r>
-      <w:r>
-        <w:t xml:space="preserve">, </w:t>
-      </w:r>
-      <w:r>
-        <w:t>Meghan Carr</w:t>
-      </w:r>
-      <w:r>
-        <w:rPr>
-          <w:rFonts w:ascii="Arial" w:hAnsi="Arial" w:cs="Arial"/>
-        </w:rPr>
-        <w:t>​</w:t>
-      </w:r>
-      <w:r>
-        <w:rPr>
-          <w:vertAlign w:val="superscript"/>
-        </w:rPr>
         <w:t>6</w:t>
       </w:r>
       <w:r>
-        <w:t xml:space="preserve">, </w:t>
-      </w:r>
-      <w:r>
-        <w:t>Joseph Kip Handwerker</w:t>
+        <w:t>, Joseph Kip Handwerker</w:t>
       </w:r>
       <w:r>
         <w:rPr>
@@ -271,10 +236,7 @@
         </w:numPr>
       </w:pPr>
       <w:r>
-        <w:t xml:space="preserve">Department of </w:t>
-      </w:r>
-      <w:r>
-        <w:t>Global Pediatric Medicine, St. Jude</w:t>
+        <w:t>Department of Global Pediatric Medicine, St. Jude</w:t>
       </w:r>
       <w:r>
         <w:rPr>
@@ -352,12 +314,21 @@
           <w:numId w:val="2"/>
         </w:numPr>
       </w:pPr>
-      <w:r>
-        <w:t>FeedFactsTM</w:t>
-      </w:r>
+      <w:proofErr w:type="spellStart"/>
+      <w:r>
+        <w:t>FeedFacts</w:t>
+      </w:r>
+      <w:r>
+        <w:rPr>
+          <w:vertAlign w:val="superscript"/>
+        </w:rPr>
+        <w:t>TM</w:t>
+      </w:r>
+      <w:proofErr w:type="spellEnd"/>
       <w:r>
         <w:rPr>
           <w:rFonts w:ascii="Arial" w:hAnsi="Arial" w:cs="Arial"/>
+          <w:vertAlign w:val="superscript"/>
         </w:rPr>
         <w:t>​</w:t>
       </w:r>
@@ -379,16 +350,22 @@
         <w:t>Background:</w:t>
       </w:r>
       <w:r>
-        <w:t xml:space="preserve"> Mental health and quality of life among adolescents and young adults</w:t>
-      </w:r>
-      <w:r>
-        <w:t xml:space="preserve"> (AYAs)</w:t>
+        <w:t xml:space="preserve"> Mental health and quality of life among adolescents and young adult</w:t>
+      </w:r>
+      <w:r>
+        <w:t xml:space="preserve"> (AYA)</w:t>
       </w:r>
       <w:r>
         <w:t xml:space="preserve"> </w:t>
       </w:r>
       <w:r>
-        <w:t>with cancer</w:t>
+        <w:t>survivors of</w:t>
+      </w:r>
+      <w:r>
+        <w:t xml:space="preserve"> childhood</w:t>
+      </w:r>
+      <w:r>
+        <w:t xml:space="preserve"> cancer</w:t>
       </w:r>
       <w:r>
         <w:t xml:space="preserve"> may be influenced by the environmental and socioeconomic conditions where they live. However, neighborhood-level factors are rarely integrated with patient-reported psychosocial outcomes </w:t>
@@ -418,7 +395,13 @@
         <w:t xml:space="preserve"> (PROMIS)</w:t>
       </w:r>
       <w:r>
-        <w:t xml:space="preserve"> measures and the Multidimensional Scale of Perceived Social Support (MSPSS). We used geographic information systems to visualize patient distributions and neighborhood characteristics. Correlation, analysis of variance, and chi-square analyses were used to explore relationships among environmental conditions, neighborhood opportunity, age, gender, psychological well-being, and perceived social support.</w:t>
+        <w:t xml:space="preserve"> measures and the Multidimensional Scale of Perceived Social Support (MSPSS). We used geographic information systems </w:t>
+      </w:r>
+      <w:r>
+        <w:t xml:space="preserve">(GIS) </w:t>
+      </w:r>
+      <w:r>
+        <w:t>to visualize patient distributions and neighborhood characteristics. Correlation, analysis of variance, and chi-square analyses were used to explore relationships among environmental conditions, neighborhood opportunity, age, gender, psychological well-being, and perceived social support.</w:t>
       </w:r>
     </w:p>
     <w:p>
@@ -442,7 +425,19 @@
         <w:t>,</w:t>
       </w:r>
       <w:r>
-        <w:t xml:space="preserve"> and 51.9% were female. The mean proportion of surrounding land classified as green was 0.59</w:t>
+        <w:t xml:space="preserve"> and 51.9% were female. </w:t>
+      </w:r>
+      <w:r>
+        <w:t xml:space="preserve">Half of the sample had at least one elevated environmental exposure. </w:t>
+      </w:r>
+      <w:r>
+        <w:t>The mean proportion of surrounding land classified as green</w:t>
+      </w:r>
+      <w:r>
+        <w:t>, or not heavily urbanized,</w:t>
+      </w:r>
+      <w:r>
+        <w:t xml:space="preserve"> was 0.59</w:t>
       </w:r>
       <w:r>
         <w:t>±0.32,</w:t>
@@ -454,19 +449,11 @@
         <w:t>±26.3</w:t>
       </w:r>
       <w:r>
-        <w:t xml:space="preserve">. Half of the sample had at least one elevated environmental exposure. Higher overall COI was associated with greater perceived social support (r=0.156, p=.001), including support from significant others (r=0.145, p=.001), family (r=0.140, p=.002), and friends (r=0.097, p=.033). Neighborhood </w:t>
-      </w:r>
-      <w:proofErr w:type="gramStart"/>
-      <w:r>
-        <w:t>opportunity</w:t>
-      </w:r>
-      <w:proofErr w:type="gramEnd"/>
-      <w:r>
-        <w:t xml:space="preserve"> also differed by </w:t>
+        <w:t xml:space="preserve">. Higher overall COI was associated with greater perceived social support (r=0.156, p=.001), including support from significant others (r=0.145, p=.001), family (r=0.140, p=.002), and friends (r=0.097, p=.033). Neighborhood </w:t>
       </w:r>
       <w:r>
         <w:lastRenderedPageBreak/>
-        <w:t>age group, including overall COI (p=.067), social and economic opportunity (p=.046), elementary education opportunity (p=.023), and employment opportunity (p=.031).</w:t>
+        <w:t>opportunity also differed by age group, including overall COI (p=.067), social and economic opportunity (p=.046), elementary education opportunity (p=.023), and employment opportunity (p=.031).</w:t>
       </w:r>
     </w:p>
     <w:p>
@@ -478,10 +465,22 @@
         <w:t>Conclusions:</w:t>
       </w:r>
       <w:r>
-        <w:t xml:space="preserve"> Linking psychosocial and geospatial data is feasible and may reveal neighborhood conditions associated with perceived social support among </w:t>
-      </w:r>
-      <w:r>
-        <w:t>AYAs with cancer</w:t>
+        <w:t xml:space="preserve"> Linking psychosocial and geospatial data is feasible</w:t>
+      </w:r>
+      <w:r>
+        <w:t xml:space="preserve"> </w:t>
+      </w:r>
+      <w:r>
+        <w:t xml:space="preserve">and may reveal neighborhood conditions associated with perceived social support among </w:t>
+      </w:r>
+      <w:r>
+        <w:t xml:space="preserve">AYA </w:t>
+      </w:r>
+      <w:r>
+        <w:t>survivors of childhood</w:t>
+      </w:r>
+      <w:r>
+        <w:t xml:space="preserve"> cancer</w:t>
       </w:r>
       <w:r>
         <w:t xml:space="preserve">. </w:t>
@@ -491,6 +490,9 @@
       </w:r>
       <w:r>
         <w:t>his workflow provides a foundation for identifying geographically concentrated inequities and communities that may benefit from additional psychosocial resources. Future analyses should apply multivariable and spatial models to account for demographic, clinical, and geographic clustering.</w:t>
+      </w:r>
+      <w:r>
+        <w:t xml:space="preserve"> </w:t>
       </w:r>
     </w:p>
     <w:p/>
@@ -1742,6 +1744,7 @@
   <w:style w:type="character" w:default="1" w:styleId="DefaultParagraphFont">
     <w:name w:val="Default Paragraph Font"/>
     <w:uiPriority w:val="1"/>
+    <w:semiHidden/>
     <w:unhideWhenUsed/>
   </w:style>
   <w:style w:type="table" w:default="1" w:styleId="TableNormal">
@@ -2076,6 +2079,82 @@
     <w:link w:val="Footer"/>
     <w:uiPriority w:val="99"/>
     <w:rsid w:val="00DE4300"/>
+  </w:style>
+  <w:style w:type="paragraph" w:styleId="Revision">
+    <w:name w:val="Revision"/>
+    <w:hidden/>
+    <w:uiPriority w:val="99"/>
+    <w:semiHidden/>
+    <w:rsid w:val="001B0A1E"/>
+    <w:pPr>
+      <w:spacing w:after="0" w:line="240" w:lineRule="auto"/>
+    </w:pPr>
+  </w:style>
+  <w:style w:type="character" w:styleId="CommentReference">
+    <w:name w:val="annotation reference"/>
+    <w:basedOn w:val="DefaultParagraphFont"/>
+    <w:uiPriority w:val="99"/>
+    <w:semiHidden/>
+    <w:unhideWhenUsed/>
+    <w:rsid w:val="001B0A1E"/>
+    <w:rPr>
+      <w:sz w:val="16"/>
+      <w:szCs w:val="16"/>
+    </w:rPr>
+  </w:style>
+  <w:style w:type="paragraph" w:styleId="CommentText">
+    <w:name w:val="annotation text"/>
+    <w:basedOn w:val="Normal"/>
+    <w:link w:val="CommentTextChar"/>
+    <w:uiPriority w:val="99"/>
+    <w:unhideWhenUsed/>
+    <w:rsid w:val="001B0A1E"/>
+    <w:pPr>
+      <w:spacing w:line="240" w:lineRule="auto"/>
+    </w:pPr>
+    <w:rPr>
+      <w:sz w:val="20"/>
+      <w:szCs w:val="20"/>
+    </w:rPr>
+  </w:style>
+  <w:style w:type="character" w:customStyle="1" w:styleId="CommentTextChar">
+    <w:name w:val="Comment Text Char"/>
+    <w:basedOn w:val="DefaultParagraphFont"/>
+    <w:link w:val="CommentText"/>
+    <w:uiPriority w:val="99"/>
+    <w:rsid w:val="001B0A1E"/>
+    <w:rPr>
+      <w:sz w:val="20"/>
+      <w:szCs w:val="20"/>
+    </w:rPr>
+  </w:style>
+  <w:style w:type="paragraph" w:styleId="CommentSubject">
+    <w:name w:val="annotation subject"/>
+    <w:basedOn w:val="CommentText"/>
+    <w:next w:val="CommentText"/>
+    <w:link w:val="CommentSubjectChar"/>
+    <w:uiPriority w:val="99"/>
+    <w:semiHidden/>
+    <w:unhideWhenUsed/>
+    <w:rsid w:val="001B0A1E"/>
+    <w:rPr>
+      <w:b/>
+      <w:bCs/>
+    </w:rPr>
+  </w:style>
+  <w:style w:type="character" w:customStyle="1" w:styleId="CommentSubjectChar">
+    <w:name w:val="Comment Subject Char"/>
+    <w:basedOn w:val="CommentTextChar"/>
+    <w:link w:val="CommentSubject"/>
+    <w:uiPriority w:val="99"/>
+    <w:semiHidden/>
+    <w:rsid w:val="001B0A1E"/>
+    <w:rPr>
+      <w:b/>
+      <w:bCs/>
+      <w:sz w:val="20"/>
+      <w:szCs w:val="20"/>
+    </w:rPr>
   </w:style>
 </w:styles>
 </file>
